--- a/oferta_denis_komkov.docx
+++ b/oferta_denis_komkov.docx
@@ -1442,7 +1442,7 @@
                 <w:numId w:val="0"/>
               </w:numPr>
               <w:spacing w:after="0"/>
-              <w:jc w:val="both"/>
+              <w:jc w:val="left"/>
               <w:rPr>
                 <w:rFonts w:hint="default" w:ascii="Times New Roman" w:hAnsi="Times New Roman" w:cs="Times New Roman"/>
                 <w:sz w:val="24"/>
@@ -1486,7 +1486,7 @@
                 <w:numId w:val="0"/>
               </w:numPr>
               <w:spacing w:after="0"/>
-              <w:jc w:val="both"/>
+              <w:jc w:val="left"/>
               <w:rPr>
                 <w:rFonts w:hint="default" w:ascii="Times New Roman" w:hAnsi="Times New Roman"/>
                 <w:sz w:val="24"/>
@@ -1515,7 +1515,7 @@
                 <w:numId w:val="0"/>
               </w:numPr>
               <w:spacing w:after="0"/>
-              <w:jc w:val="both"/>
+              <w:jc w:val="left"/>
               <w:rPr>
                 <w:rFonts w:hint="default" w:ascii="Times New Roman" w:hAnsi="Times New Roman"/>
                 <w:sz w:val="24"/>
@@ -1544,7 +1544,7 @@
                 <w:numId w:val="0"/>
               </w:numPr>
               <w:spacing w:after="0"/>
-              <w:jc w:val="both"/>
+              <w:jc w:val="left"/>
               <w:rPr>
                 <w:rFonts w:hint="default" w:ascii="Times New Roman" w:hAnsi="Times New Roman"/>
                 <w:sz w:val="24"/>
@@ -1573,7 +1573,7 @@
                 <w:numId w:val="0"/>
               </w:numPr>
               <w:spacing w:after="0"/>
-              <w:jc w:val="both"/>
+              <w:jc w:val="left"/>
               <w:rPr>
                 <w:rFonts w:ascii="Times New Roman" w:hAnsi="Times New Roman" w:cs="Times New Roman"/>
                 <w:sz w:val="24"/>
@@ -1605,6 +1605,7 @@
               <w:keepLines w:val="0"/>
               <w:widowControl/>
               <w:suppressLineNumbers w:val="0"/>
+              <w:jc w:val="left"/>
               <w:rPr>
                 <w:rFonts w:hint="default" w:ascii="Times New Roman" w:hAnsi="Times New Roman" w:cs="Times New Roman"/>
                 <w:sz w:val="24"/>
@@ -1666,7 +1667,7 @@
                 <w:numId w:val="0"/>
               </w:numPr>
               <w:spacing w:after="0"/>
-              <w:jc w:val="both"/>
+              <w:jc w:val="left"/>
               <w:rPr>
                 <w:rFonts w:hint="default" w:ascii="Times New Roman" w:hAnsi="Times New Roman" w:cs="Times New Roman"/>
                 <w:sz w:val="24"/>
@@ -1720,7 +1721,7 @@
                 <w:numId w:val="0"/>
               </w:numPr>
               <w:spacing w:after="0"/>
-              <w:jc w:val="both"/>
+              <w:jc w:val="left"/>
               <w:rPr>
                 <w:rFonts w:hint="default" w:ascii="Times New Roman" w:hAnsi="Times New Roman"/>
                 <w:sz w:val="24"/>
@@ -1749,7 +1750,7 @@
                 <w:numId w:val="0"/>
               </w:numPr>
               <w:spacing w:after="0"/>
-              <w:jc w:val="both"/>
+              <w:jc w:val="left"/>
               <w:rPr>
                 <w:rFonts w:hint="default" w:ascii="Times New Roman" w:hAnsi="Times New Roman"/>
                 <w:sz w:val="24"/>
@@ -1778,7 +1779,7 @@
                 <w:numId w:val="0"/>
               </w:numPr>
               <w:spacing w:after="0"/>
-              <w:jc w:val="both"/>
+              <w:jc w:val="left"/>
               <w:rPr>
                 <w:rFonts w:hint="default" w:ascii="Times New Roman" w:hAnsi="Times New Roman"/>
                 <w:sz w:val="24"/>
@@ -1807,7 +1808,7 @@
                 <w:numId w:val="0"/>
               </w:numPr>
               <w:spacing w:after="0"/>
-              <w:jc w:val="both"/>
+              <w:jc w:val="left"/>
               <w:rPr>
                 <w:rFonts w:hint="default" w:ascii="Times New Roman" w:hAnsi="Times New Roman"/>
                 <w:sz w:val="24"/>
@@ -1836,7 +1837,7 @@
                 <w:numId w:val="0"/>
               </w:numPr>
               <w:spacing w:after="0"/>
-              <w:jc w:val="both"/>
+              <w:jc w:val="left"/>
               <w:rPr>
                 <w:rFonts w:hint="default" w:ascii="Times New Roman" w:hAnsi="Times New Roman"/>
                 <w:sz w:val="24"/>
@@ -1878,6 +1879,7 @@
               <w:keepLines w:val="0"/>
               <w:widowControl/>
               <w:suppressLineNumbers w:val="0"/>
+              <w:jc w:val="left"/>
               <w:rPr>
                 <w:rFonts w:hint="default" w:ascii="Times New Roman" w:hAnsi="Times New Roman" w:cs="Times New Roman"/>
                 <w:sz w:val="24"/>
@@ -1949,7 +1951,7 @@
                 <w:numId w:val="0"/>
               </w:numPr>
               <w:spacing w:after="0"/>
-              <w:jc w:val="both"/>
+              <w:jc w:val="left"/>
               <w:rPr>
                 <w:rFonts w:hint="default" w:ascii="Times New Roman" w:hAnsi="Times New Roman"/>
                 <w:sz w:val="24"/>
@@ -1976,7 +1978,7 @@
                 <w:numId w:val="0"/>
               </w:numPr>
               <w:spacing w:after="0"/>
-              <w:jc w:val="both"/>
+              <w:jc w:val="left"/>
               <w:rPr>
                 <w:rFonts w:ascii="Times New Roman" w:hAnsi="Times New Roman" w:cs="Times New Roman"/>
                 <w:sz w:val="24"/>
@@ -1999,7 +2001,7 @@
                 <w:numId w:val="0"/>
               </w:numPr>
               <w:spacing w:after="0"/>
-              <w:jc w:val="both"/>
+              <w:jc w:val="left"/>
               <w:rPr>
                 <w:rFonts w:hint="default" w:ascii="Times New Roman" w:hAnsi="Times New Roman"/>
                 <w:sz w:val="24"/>
@@ -2036,7 +2038,7 @@
                 <w:numId w:val="0"/>
               </w:numPr>
               <w:spacing w:after="0"/>
-              <w:jc w:val="both"/>
+              <w:jc w:val="left"/>
               <w:rPr>
                 <w:rFonts w:hint="default" w:ascii="Times New Roman" w:hAnsi="Times New Roman"/>
                 <w:sz w:val="24"/>
@@ -2084,7 +2086,7 @@
                 <w:numId w:val="0"/>
               </w:numPr>
               <w:spacing w:after="0"/>
-              <w:jc w:val="both"/>
+              <w:jc w:val="left"/>
               <w:rPr>
                 <w:rFonts w:ascii="Times New Roman" w:hAnsi="Times New Roman" w:cs="Times New Roman"/>
                 <w:sz w:val="24"/>
@@ -2124,6 +2126,7 @@
               <w:keepLines w:val="0"/>
               <w:widowControl/>
               <w:suppressLineNumbers w:val="0"/>
+              <w:jc w:val="left"/>
               <w:rPr>
                 <w:rFonts w:hint="default" w:ascii="Times New Roman" w:hAnsi="Times New Roman" w:cs="Times New Roman"/>
                 <w:sz w:val="24"/>
@@ -2195,7 +2198,7 @@
                 <w:numId w:val="0"/>
               </w:numPr>
               <w:spacing w:after="0"/>
-              <w:jc w:val="both"/>
+              <w:jc w:val="left"/>
               <w:rPr>
                 <w:rFonts w:hint="default" w:ascii="Times New Roman" w:hAnsi="Times New Roman" w:cs="Times New Roman"/>
                 <w:sz w:val="24"/>
@@ -2238,7 +2241,7 @@
                 <w:numId w:val="0"/>
               </w:numPr>
               <w:spacing w:after="0"/>
-              <w:jc w:val="both"/>
+              <w:jc w:val="left"/>
               <w:rPr>
                 <w:rFonts w:hint="default" w:ascii="Times New Roman" w:hAnsi="Times New Roman"/>
                 <w:sz w:val="24"/>
@@ -2299,7 +2302,7 @@
                 <w:numId w:val="0"/>
               </w:numPr>
               <w:spacing w:after="0"/>
-              <w:jc w:val="both"/>
+              <w:jc w:val="left"/>
               <w:rPr>
                 <w:rFonts w:hint="default" w:ascii="Times New Roman" w:hAnsi="Times New Roman" w:cs="Times New Roman"/>
                 <w:sz w:val="24"/>
@@ -2361,7 +2364,7 @@
                 <w:numId w:val="0"/>
               </w:numPr>
               <w:spacing w:after="0"/>
-              <w:jc w:val="both"/>
+              <w:jc w:val="left"/>
               <w:rPr>
                 <w:rFonts w:hint="default" w:ascii="Times New Roman" w:hAnsi="Times New Roman"/>
                 <w:sz w:val="24"/>
@@ -2404,7 +2407,7 @@
                 <w:numId w:val="0"/>
               </w:numPr>
               <w:spacing w:after="0"/>
-              <w:jc w:val="both"/>
+              <w:jc w:val="left"/>
               <w:rPr>
                 <w:rFonts w:hint="default" w:ascii="Times New Roman" w:hAnsi="Times New Roman"/>
                 <w:sz w:val="24"/>
@@ -2433,7 +2436,7 @@
                 <w:numId w:val="0"/>
               </w:numPr>
               <w:spacing w:after="0"/>
-              <w:jc w:val="both"/>
+              <w:jc w:val="left"/>
               <w:rPr>
                 <w:rFonts w:hint="default" w:ascii="Times New Roman" w:hAnsi="Times New Roman"/>
                 <w:sz w:val="24"/>
@@ -2462,7 +2465,7 @@
                 <w:numId w:val="0"/>
               </w:numPr>
               <w:spacing w:after="0"/>
-              <w:jc w:val="both"/>
+              <w:jc w:val="left"/>
               <w:rPr>
                 <w:rFonts w:hint="default" w:ascii="Times New Roman" w:hAnsi="Times New Roman"/>
                 <w:sz w:val="24"/>
@@ -2491,7 +2494,7 @@
                 <w:numId w:val="0"/>
               </w:numPr>
               <w:spacing w:after="0"/>
-              <w:jc w:val="both"/>
+              <w:jc w:val="left"/>
               <w:rPr>
                 <w:rFonts w:hint="default" w:ascii="Times New Roman" w:hAnsi="Times New Roman"/>
                 <w:sz w:val="24"/>
@@ -2523,6 +2526,7 @@
               <w:keepLines w:val="0"/>
               <w:widowControl/>
               <w:suppressLineNumbers w:val="0"/>
+              <w:jc w:val="left"/>
               <w:rPr>
                 <w:rFonts w:hint="default" w:ascii="Times New Roman" w:hAnsi="Times New Roman" w:cs="Times New Roman"/>
                 <w:sz w:val="24"/>
@@ -2584,7 +2588,7 @@
                 <w:numId w:val="0"/>
               </w:numPr>
               <w:spacing w:after="0"/>
-              <w:jc w:val="both"/>
+              <w:jc w:val="left"/>
               <w:rPr>
                 <w:rFonts w:hint="default" w:ascii="Times New Roman" w:hAnsi="Times New Roman"/>
                 <w:sz w:val="24"/>
@@ -2626,7 +2630,7 @@
                 <w:numId w:val="0"/>
               </w:numPr>
               <w:spacing w:after="0"/>
-              <w:jc w:val="both"/>
+              <w:jc w:val="left"/>
               <w:rPr>
                 <w:rFonts w:hint="default" w:ascii="Times New Roman" w:hAnsi="Times New Roman"/>
                 <w:sz w:val="24"/>
@@ -2655,7 +2659,7 @@
                 <w:numId w:val="0"/>
               </w:numPr>
               <w:spacing w:after="0"/>
-              <w:jc w:val="both"/>
+              <w:jc w:val="left"/>
               <w:rPr>
                 <w:rFonts w:hint="default" w:ascii="Times New Roman" w:hAnsi="Times New Roman"/>
                 <w:sz w:val="24"/>
@@ -2684,7 +2688,7 @@
                 <w:numId w:val="0"/>
               </w:numPr>
               <w:spacing w:after="0"/>
-              <w:jc w:val="both"/>
+              <w:jc w:val="left"/>
               <w:rPr>
                 <w:rFonts w:hint="default" w:ascii="Times New Roman" w:hAnsi="Times New Roman"/>
                 <w:sz w:val="24"/>
@@ -2713,7 +2717,7 @@
                 <w:numId w:val="0"/>
               </w:numPr>
               <w:spacing w:after="0"/>
-              <w:jc w:val="both"/>
+              <w:jc w:val="left"/>
               <w:rPr>
                 <w:rFonts w:hint="default" w:ascii="Times New Roman" w:hAnsi="Times New Roman"/>
                 <w:sz w:val="24"/>
@@ -2747,7 +2751,7 @@
                 <w:numId w:val="0"/>
               </w:numPr>
               <w:spacing w:after="0"/>
-              <w:jc w:val="both"/>
+              <w:jc w:val="left"/>
               <w:rPr>
                 <w:rFonts w:hint="default" w:ascii="Times New Roman" w:hAnsi="Times New Roman" w:cs="Times New Roman"/>
                 <w:sz w:val="24"/>
@@ -2816,7 +2820,7 @@
                 <w:numId w:val="0"/>
               </w:numPr>
               <w:spacing w:after="0"/>
-              <w:jc w:val="both"/>
+              <w:jc w:val="left"/>
               <w:rPr>
                 <w:rFonts w:hint="default" w:ascii="Times New Roman" w:hAnsi="Times New Roman"/>
                 <w:sz w:val="24"/>
@@ -2858,7 +2862,7 @@
                 <w:numId w:val="0"/>
               </w:numPr>
               <w:spacing w:after="0"/>
-              <w:jc w:val="both"/>
+              <w:jc w:val="left"/>
               <w:rPr>
                 <w:rFonts w:hint="default" w:ascii="Times New Roman" w:hAnsi="Times New Roman"/>
                 <w:sz w:val="24"/>
@@ -2887,7 +2891,7 @@
                 <w:numId w:val="0"/>
               </w:numPr>
               <w:spacing w:after="0"/>
-              <w:jc w:val="both"/>
+              <w:jc w:val="left"/>
               <w:rPr>
                 <w:rFonts w:hint="default" w:ascii="Times New Roman" w:hAnsi="Times New Roman"/>
                 <w:sz w:val="24"/>
@@ -2916,7 +2920,7 @@
                 <w:numId w:val="0"/>
               </w:numPr>
               <w:spacing w:after="0"/>
-              <w:jc w:val="both"/>
+              <w:jc w:val="left"/>
               <w:rPr>
                 <w:rFonts w:hint="default" w:ascii="Times New Roman" w:hAnsi="Times New Roman"/>
                 <w:sz w:val="24"/>
@@ -2945,7 +2949,7 @@
                 <w:numId w:val="0"/>
               </w:numPr>
               <w:spacing w:after="0"/>
-              <w:jc w:val="both"/>
+              <w:jc w:val="left"/>
               <w:rPr>
                 <w:rFonts w:hint="default" w:ascii="Times New Roman" w:hAnsi="Times New Roman"/>
                 <w:sz w:val="24"/>
@@ -2979,7 +2983,7 @@
                 <w:numId w:val="0"/>
               </w:numPr>
               <w:spacing w:after="0"/>
-              <w:jc w:val="both"/>
+              <w:jc w:val="left"/>
               <w:rPr>
                 <w:rFonts w:hint="default" w:ascii="Times New Roman" w:hAnsi="Times New Roman" w:cs="Times New Roman"/>
                 <w:sz w:val="24"/>
@@ -3048,7 +3052,7 @@
                 <w:numId w:val="0"/>
               </w:numPr>
               <w:spacing w:after="0"/>
-              <w:jc w:val="both"/>
+              <w:jc w:val="left"/>
               <w:rPr>
                 <w:rFonts w:hint="default" w:ascii="Times New Roman" w:hAnsi="Times New Roman"/>
                 <w:sz w:val="24"/>
@@ -3090,7 +3094,7 @@
                 <w:numId w:val="0"/>
               </w:numPr>
               <w:spacing w:after="0"/>
-              <w:jc w:val="both"/>
+              <w:jc w:val="left"/>
               <w:rPr>
                 <w:rFonts w:hint="default" w:ascii="Times New Roman" w:hAnsi="Times New Roman"/>
                 <w:sz w:val="24"/>
@@ -3119,7 +3123,7 @@
                 <w:numId w:val="0"/>
               </w:numPr>
               <w:spacing w:after="0"/>
-              <w:jc w:val="both"/>
+              <w:jc w:val="left"/>
               <w:rPr>
                 <w:rFonts w:hint="default" w:ascii="Times New Roman" w:hAnsi="Times New Roman"/>
                 <w:sz w:val="24"/>
@@ -3148,7 +3152,7 @@
                 <w:numId w:val="0"/>
               </w:numPr>
               <w:spacing w:after="0"/>
-              <w:jc w:val="both"/>
+              <w:jc w:val="left"/>
               <w:rPr>
                 <w:rFonts w:hint="default" w:ascii="Times New Roman" w:hAnsi="Times New Roman"/>
                 <w:sz w:val="24"/>
@@ -3177,7 +3181,7 @@
                 <w:numId w:val="0"/>
               </w:numPr>
               <w:spacing w:after="0"/>
-              <w:jc w:val="both"/>
+              <w:jc w:val="left"/>
               <w:rPr>
                 <w:rFonts w:hint="default" w:ascii="Times New Roman" w:hAnsi="Times New Roman"/>
                 <w:sz w:val="24"/>
@@ -3206,7 +3210,7 @@
                 <w:numId w:val="0"/>
               </w:numPr>
               <w:spacing w:after="0"/>
-              <w:jc w:val="both"/>
+              <w:jc w:val="left"/>
               <w:rPr>
                 <w:rFonts w:hint="default" w:ascii="Times New Roman" w:hAnsi="Times New Roman"/>
                 <w:sz w:val="24"/>
@@ -3238,6 +3242,7 @@
               <w:keepLines w:val="0"/>
               <w:widowControl/>
               <w:suppressLineNumbers w:val="0"/>
+              <w:jc w:val="left"/>
               <w:rPr>
                 <w:rFonts w:hint="default"/>
                 <w:lang w:val="ru-RU"/>
@@ -3263,8 +3268,6 @@
               </w:rPr>
               <w:t>) рублей</w:t>
             </w:r>
-            <w:bookmarkStart w:id="1" w:name="_GoBack"/>
-            <w:bookmarkEnd w:id="1"/>
           </w:p>
           <w:p>
             <w:pPr>
@@ -3275,7 +3278,224 @@
                 <w:numId w:val="0"/>
               </w:numPr>
               <w:spacing w:after="0"/>
-              <w:jc w:val="both"/>
+              <w:jc w:val="left"/>
+              <w:rPr>
+                <w:rFonts w:hint="default" w:ascii="Times New Roman" w:hAnsi="Times New Roman" w:cs="Times New Roman"/>
+                <w:sz w:val="24"/>
+                <w:szCs w:val="24"/>
+                <w:vertAlign w:val="baseline"/>
+                <w:lang w:val="ru-RU"/>
+              </w:rPr>
+            </w:pPr>
+          </w:p>
+        </w:tc>
+      </w:tr>
+      <w:tr>
+        <w:tblPrEx>
+          <w:tblBorders>
+            <w:top w:val="single" w:color="auto" w:sz="4" w:space="0"/>
+            <w:left w:val="single" w:color="auto" w:sz="4" w:space="0"/>
+            <w:bottom w:val="single" w:color="auto" w:sz="4" w:space="0"/>
+            <w:right w:val="single" w:color="auto" w:sz="4" w:space="0"/>
+            <w:insideH w:val="single" w:color="auto" w:sz="4" w:space="0"/>
+            <w:insideV w:val="single" w:color="auto" w:sz="4" w:space="0"/>
+          </w:tblBorders>
+          <w:tblCellMar>
+            <w:top w:w="0" w:type="dxa"/>
+            <w:left w:w="108" w:type="dxa"/>
+            <w:bottom w:w="0" w:type="dxa"/>
+            <w:right w:w="108" w:type="dxa"/>
+          </w:tblCellMar>
+        </w:tblPrEx>
+        <w:tc>
+          <w:tcPr>
+            <w:tcW w:w="3189" w:type="dxa"/>
+          </w:tcPr>
+          <w:p>
+            <w:pPr>
+              <w:pStyle w:val="13"/>
+              <w:widowControl w:val="0"/>
+              <w:numPr>
+                <w:ilvl w:val="0"/>
+                <w:numId w:val="0"/>
+              </w:numPr>
+              <w:spacing w:after="0"/>
+              <w:jc w:val="left"/>
+              <w:rPr>
+                <w:rFonts w:hint="default" w:ascii="Times New Roman" w:hAnsi="Times New Roman"/>
+                <w:sz w:val="24"/>
+                <w:szCs w:val="24"/>
+                <w:vertAlign w:val="baseline"/>
+              </w:rPr>
+            </w:pPr>
+            <w:r>
+              <w:rPr>
+                <w:rFonts w:hint="default" w:ascii="Times New Roman" w:hAnsi="Times New Roman"/>
+                <w:sz w:val="24"/>
+                <w:szCs w:val="24"/>
+                <w:vertAlign w:val="baseline"/>
+              </w:rPr>
+              <w:t>Личная работа 1‑на‑1</w:t>
+            </w:r>
+            <w:r>
+              <w:rPr>
+                <w:rFonts w:hint="default" w:ascii="Times New Roman" w:hAnsi="Times New Roman"/>
+                <w:sz w:val="24"/>
+                <w:szCs w:val="24"/>
+                <w:vertAlign w:val="baseline"/>
+                <w:lang w:val="ru-RU"/>
+              </w:rPr>
+              <w:t xml:space="preserve"> (Формат 5)</w:t>
+            </w:r>
+          </w:p>
+        </w:tc>
+        <w:tc>
+          <w:tcPr>
+            <w:tcW w:w="3190" w:type="dxa"/>
+          </w:tcPr>
+          <w:p>
+            <w:pPr>
+              <w:pStyle w:val="13"/>
+              <w:widowControl w:val="0"/>
+              <w:numPr>
+                <w:ilvl w:val="0"/>
+                <w:numId w:val="0"/>
+              </w:numPr>
+              <w:spacing w:after="0"/>
+              <w:jc w:val="left"/>
+              <w:rPr>
+                <w:rFonts w:hint="default" w:ascii="Times New Roman" w:hAnsi="Times New Roman"/>
+                <w:sz w:val="24"/>
+                <w:szCs w:val="24"/>
+                <w:vertAlign w:val="baseline"/>
+                <w:lang w:val="ru-RU"/>
+              </w:rPr>
+            </w:pPr>
+            <w:r>
+              <w:rPr>
+                <w:rFonts w:hint="default" w:ascii="Times New Roman" w:hAnsi="Times New Roman"/>
+                <w:sz w:val="24"/>
+                <w:szCs w:val="24"/>
+                <w:vertAlign w:val="baseline"/>
+                <w:lang w:val="ru-RU"/>
+              </w:rPr>
+              <w:t xml:space="preserve">- Годовая глубинная работа </w:t>
+            </w:r>
+          </w:p>
+          <w:p>
+            <w:pPr>
+              <w:pStyle w:val="13"/>
+              <w:widowControl w:val="0"/>
+              <w:numPr>
+                <w:ilvl w:val="0"/>
+                <w:numId w:val="0"/>
+              </w:numPr>
+              <w:spacing w:after="0"/>
+              <w:jc w:val="left"/>
+              <w:rPr>
+                <w:rFonts w:hint="default" w:ascii="Times New Roman" w:hAnsi="Times New Roman"/>
+                <w:sz w:val="24"/>
+                <w:szCs w:val="24"/>
+                <w:vertAlign w:val="baseline"/>
+                <w:lang w:val="ru-RU"/>
+              </w:rPr>
+            </w:pPr>
+            <w:r>
+              <w:rPr>
+                <w:rFonts w:hint="default" w:ascii="Times New Roman" w:hAnsi="Times New Roman"/>
+                <w:sz w:val="24"/>
+                <w:szCs w:val="24"/>
+                <w:vertAlign w:val="baseline"/>
+                <w:lang w:val="ru-RU"/>
+              </w:rPr>
+              <w:t>- Персональное сопровождение</w:t>
+            </w:r>
+          </w:p>
+          <w:p>
+            <w:pPr>
+              <w:pStyle w:val="13"/>
+              <w:widowControl w:val="0"/>
+              <w:numPr>
+                <w:ilvl w:val="0"/>
+                <w:numId w:val="0"/>
+              </w:numPr>
+              <w:spacing w:after="0"/>
+              <w:jc w:val="left"/>
+              <w:rPr>
+                <w:rFonts w:hint="default" w:ascii="Times New Roman" w:hAnsi="Times New Roman"/>
+                <w:sz w:val="24"/>
+                <w:szCs w:val="24"/>
+                <w:vertAlign w:val="baseline"/>
+                <w:lang w:val="ru-RU"/>
+              </w:rPr>
+            </w:pPr>
+            <w:r>
+              <w:rPr>
+                <w:rFonts w:hint="default" w:ascii="Times New Roman" w:hAnsi="Times New Roman"/>
+                <w:sz w:val="24"/>
+                <w:szCs w:val="24"/>
+                <w:vertAlign w:val="baseline"/>
+                <w:lang w:val="ru-RU"/>
+              </w:rPr>
+              <w:t>- Регулярные корректировки состоян</w:t>
+            </w:r>
+            <w:bookmarkStart w:id="1" w:name="_GoBack"/>
+            <w:bookmarkEnd w:id="1"/>
+            <w:r>
+              <w:rPr>
+                <w:rFonts w:hint="default" w:ascii="Times New Roman" w:hAnsi="Times New Roman"/>
+                <w:sz w:val="24"/>
+                <w:szCs w:val="24"/>
+                <w:vertAlign w:val="baseline"/>
+                <w:lang w:val="ru-RU"/>
+              </w:rPr>
+              <w:t>ия по ходу периода</w:t>
+            </w:r>
+          </w:p>
+          <w:p>
+            <w:pPr>
+              <w:pStyle w:val="13"/>
+              <w:widowControl w:val="0"/>
+              <w:numPr>
+                <w:ilvl w:val="0"/>
+                <w:numId w:val="0"/>
+              </w:numPr>
+              <w:spacing w:after="0"/>
+              <w:jc w:val="left"/>
+              <w:rPr>
+                <w:rFonts w:hint="default" w:ascii="Times New Roman" w:hAnsi="Times New Roman"/>
+                <w:sz w:val="24"/>
+                <w:szCs w:val="24"/>
+                <w:vertAlign w:val="baseline"/>
+                <w:lang w:val="ru-RU"/>
+              </w:rPr>
+            </w:pPr>
+            <w:r>
+              <w:rPr>
+                <w:rFonts w:hint="default" w:ascii="Times New Roman" w:hAnsi="Times New Roman"/>
+                <w:sz w:val="24"/>
+                <w:szCs w:val="24"/>
+                <w:vertAlign w:val="baseline"/>
+                <w:lang w:val="ru-RU"/>
+              </w:rPr>
+              <w:t>- Для клиентов, которым важна высокая внутренняя устойчивость</w:t>
+            </w:r>
+          </w:p>
+        </w:tc>
+        <w:tc>
+          <w:tcPr>
+            <w:tcW w:w="3190" w:type="dxa"/>
+          </w:tcPr>
+          <w:p>
+            <w:pPr>
+              <w:pStyle w:val="13"/>
+              <w:widowControl w:val="0"/>
+              <w:numPr>
+                <w:ilvl w:val="0"/>
+                <w:numId w:val="0"/>
+              </w:numPr>
+              <w:spacing w:after="0"/>
+              <w:jc w:val="left"/>
               <w:rPr>
                 <w:rFonts w:hint="default" w:ascii="Times New Roman" w:hAnsi="Times New Roman" w:cs="Times New Roman"/>
                 <w:sz w:val="24"/>
@@ -4945,7 +5165,7 @@
     <w:lsdException w:uiPriority="39" w:name="toc 9"/>
     <w:lsdException w:uiPriority="99" w:name="Normal Indent"/>
     <w:lsdException w:uiPriority="99" w:name="footnote text"/>
-    <w:lsdException w:uiPriority="99" w:name="annotation text"/>
+    <w:lsdException w:qFormat="1" w:uiPriority="99" w:name="annotation text"/>
     <w:lsdException w:qFormat="1" w:uiPriority="99" w:semiHidden="0" w:name="header"/>
     <w:lsdException w:qFormat="1" w:uiPriority="99" w:semiHidden="0" w:name="footer"/>
     <w:lsdException w:uiPriority="99" w:name="index heading"/>
@@ -5018,7 +5238,7 @@
     <w:lsdException w:uiPriority="99" w:name="HTML Sample"/>
     <w:lsdException w:uiPriority="99" w:name="HTML Typewriter"/>
     <w:lsdException w:uiPriority="99" w:name="HTML Variable"/>
-    <w:lsdException w:uiPriority="99" w:name="Normal Table"/>
+    <w:lsdException w:qFormat="1" w:uiPriority="99" w:name="Normal Table"/>
     <w:lsdException w:qFormat="1" w:uiPriority="99" w:name="annotation subject"/>
     <w:lsdException w:uiPriority="99" w:name="Table Simple 1"/>
     <w:lsdException w:uiPriority="99" w:name="Table Simple 2"/>
@@ -5114,6 +5334,7 @@
     <w:name w:val="Normal Table"/>
     <w:semiHidden/>
     <w:unhideWhenUsed/>
+    <w:qFormat/>
     <w:uiPriority w:val="99"/>
     <w:tblPr>
       <w:tblCellMar>
@@ -5153,6 +5374,7 @@
     <w:link w:val="15"/>
     <w:semiHidden/>
     <w:unhideWhenUsed/>
+    <w:qFormat/>
     <w:uiPriority w:val="99"/>
     <w:pPr>
       <w:spacing w:line="240" w:lineRule="auto"/>
@@ -5217,6 +5439,7 @@
       <w:jc w:val="left"/>
     </w:pPr>
     <w:rPr>
+      <w:rFonts w:ascii="Times New Roman" w:hAnsi="Times New Roman" w:eastAsia="SimSun" w:cs="Times New Roman"/>
       <w:kern w:val="0"/>
       <w:sz w:val="24"/>
       <w:szCs w:val="24"/>
@@ -5256,6 +5479,7 @@
     <w:name w:val="Revision"/>
     <w:hidden/>
     <w:semiHidden/>
+    <w:qFormat/>
     <w:uiPriority w:val="99"/>
     <w:pPr>
       <w:spacing w:after="0" w:line="240" w:lineRule="auto"/>
@@ -5297,6 +5521,7 @@
     <w:name w:val="Верхний колонтитул Знак"/>
     <w:basedOn w:val="3"/>
     <w:link w:val="9"/>
+    <w:qFormat/>
     <w:uiPriority w:val="99"/>
   </w:style>
   <w:style w:type="character" w:customStyle="1" w:styleId="18">

--- a/oferta_denis_komkov.docx
+++ b/oferta_denis_komkov.docx
@@ -3437,19 +3437,7 @@
                 <w:vertAlign w:val="baseline"/>
                 <w:lang w:val="ru-RU"/>
               </w:rPr>
-              <w:t>- Регулярные корректировки состоян</w:t>
-            </w:r>
-            <w:bookmarkStart w:id="1" w:name="_GoBack"/>
-            <w:bookmarkEnd w:id="1"/>
-            <w:r>
-              <w:rPr>
-                <w:rFonts w:hint="default" w:ascii="Times New Roman" w:hAnsi="Times New Roman"/>
-                <w:sz w:val="24"/>
-                <w:szCs w:val="24"/>
-                <w:vertAlign w:val="baseline"/>
-                <w:lang w:val="ru-RU"/>
-              </w:rPr>
-              <w:t>ия по ходу периода</w:t>
+              <w:t>- Регулярные корректировки состояния по ходу периода</w:t>
             </w:r>
           </w:p>
           <w:p>
@@ -3488,14 +3476,11 @@
           </w:tcPr>
           <w:p>
             <w:pPr>
-              <w:pStyle w:val="13"/>
-              <w:widowControl w:val="0"/>
-              <w:numPr>
-                <w:ilvl w:val="0"/>
-                <w:numId w:val="0"/>
-              </w:numPr>
-              <w:spacing w:after="0"/>
-              <w:jc w:val="left"/>
+              <w:pStyle w:val="11"/>
+              <w:keepNext w:val="0"/>
+              <w:keepLines w:val="0"/>
+              <w:widowControl/>
+              <w:suppressLineNumbers w:val="0"/>
               <w:rPr>
                 <w:rFonts w:hint="default" w:ascii="Times New Roman" w:hAnsi="Times New Roman" w:cs="Times New Roman"/>
                 <w:sz w:val="24"/>
@@ -3504,6 +3489,41 @@
                 <w:lang w:val="ru-RU"/>
               </w:rPr>
             </w:pPr>
+            <w:r>
+              <w:rPr>
+                <w:rFonts w:hint="default" w:ascii="Times New Roman" w:hAnsi="Times New Roman" w:cs="Times New Roman"/>
+                <w:sz w:val="24"/>
+                <w:szCs w:val="24"/>
+                <w:vertAlign w:val="baseline"/>
+                <w:lang w:val="en-US"/>
+              </w:rPr>
+              <w:t xml:space="preserve">700000 </w:t>
+            </w:r>
+            <w:r>
+              <w:rPr>
+                <w:rFonts w:hint="default" w:ascii="Times New Roman" w:hAnsi="Times New Roman" w:cs="Times New Roman"/>
+                <w:sz w:val="24"/>
+                <w:szCs w:val="24"/>
+                <w:vertAlign w:val="baseline"/>
+                <w:lang w:val="ru-RU"/>
+              </w:rPr>
+              <w:t>(</w:t>
+            </w:r>
+            <w:r>
+              <w:t>Семьсот тысяч</w:t>
+            </w:r>
+            <w:bookmarkStart w:id="1" w:name="_GoBack"/>
+            <w:bookmarkEnd w:id="1"/>
+            <w:r>
+              <w:rPr>
+                <w:rFonts w:hint="default" w:ascii="Times New Roman" w:hAnsi="Times New Roman" w:cs="Times New Roman"/>
+                <w:sz w:val="24"/>
+                <w:szCs w:val="24"/>
+                <w:vertAlign w:val="baseline"/>
+                <w:lang w:val="ru-RU"/>
+              </w:rPr>
+              <w:t>) рублей</w:t>
+            </w:r>
           </w:p>
         </w:tc>
       </w:tr>
@@ -5200,7 +5220,7 @@
     <w:lsdException w:qFormat="1" w:unhideWhenUsed="0" w:uiPriority="10" w:semiHidden="0" w:name="Title"/>
     <w:lsdException w:uiPriority="99" w:name="Closing"/>
     <w:lsdException w:uiPriority="99" w:name="Signature"/>
-    <w:lsdException w:uiPriority="1" w:name="Default Paragraph Font"/>
+    <w:lsdException w:qFormat="1" w:uiPriority="1" w:name="Default Paragraph Font"/>
     <w:lsdException w:uiPriority="99" w:name="Body Text"/>
     <w:lsdException w:uiPriority="99" w:name="Body Text Indent"/>
     <w:lsdException w:uiPriority="99" w:name="List Continue"/>
@@ -5328,6 +5348,7 @@
     <w:name w:val="Default Paragraph Font"/>
     <w:semiHidden/>
     <w:unhideWhenUsed/>
+    <w:qFormat/>
     <w:uiPriority w:val="1"/>
   </w:style>
   <w:style w:type="table" w:default="1" w:styleId="4">

--- a/oferta_denis_komkov.docx
+++ b/oferta_denis_komkov.docx
@@ -301,8 +301,18 @@
           <w:sz w:val="24"/>
           <w:szCs w:val="24"/>
         </w:rPr>
-        <w:t xml:space="preserve"> – совокупность программ для электронных вычислительных машин и иной информации, содержащейся в информационной системе, доступ к которой обеспечивается посредством сети «Интернет» по доменному имени и сетевому адресу: __________</w:t>
-      </w:r>
+        <w:t xml:space="preserve"> – совокупность программ для электронных вычислительных машин и иной информации, содержащейся в информационной системе, доступ к которой обеспечивается посредством сети «Интернет» по доменному имени и сетевому адресу: </w:t>
+      </w:r>
+      <w:r>
+        <w:rPr>
+          <w:rFonts w:hint="default" w:ascii="Times New Roman" w:hAnsi="Times New Roman"/>
+          <w:sz w:val="24"/>
+          <w:szCs w:val="24"/>
+        </w:rPr>
+        <w:t>https://t.me/denis_komkov_dia_bot</w:t>
+      </w:r>
+      <w:bookmarkStart w:id="1" w:name="_GoBack"/>
+      <w:bookmarkEnd w:id="1"/>
     </w:p>
     <w:p>
       <w:pPr>
@@ -497,7 +507,33 @@
           <w:sz w:val="24"/>
           <w:szCs w:val="24"/>
         </w:rPr>
-        <w:t xml:space="preserve">Наименование, количество, а также ассортимент Товара, его стоимость, порядок доставки и иные условия определяются на основании сведений Продавца при оформлении заявки Покупателем, либо устанавливаются на сайте Продавца в сети «Интернет»______ </w:t>
+        <w:t>Наименование, количество, а также ассортимент Товара, его стоимость, порядок доставки и иные условия определяются на основании сведений Продавца при оформлении заявки Покупателем, либо устанавливаются на сайте Продавца в сети «Интернет»</w:t>
+      </w:r>
+      <w:r>
+        <w:rPr>
+          <w:rFonts w:hint="default" w:ascii="Times New Roman" w:hAnsi="Times New Roman" w:cs="Times New Roman"/>
+          <w:sz w:val="24"/>
+          <w:szCs w:val="24"/>
+          <w:lang w:val="en-US"/>
+        </w:rPr>
+        <w:t xml:space="preserve"> </w:t>
+      </w:r>
+      <w:r>
+        <w:rPr>
+          <w:rFonts w:hint="default" w:ascii="Times New Roman" w:hAnsi="Times New Roman"/>
+          <w:sz w:val="24"/>
+          <w:szCs w:val="24"/>
+          <w:lang w:val="en-US"/>
+        </w:rPr>
+        <w:t>https://t.me/denis_komkov_dia_bot</w:t>
+      </w:r>
+      <w:r>
+        <w:rPr>
+          <w:rFonts w:ascii="Times New Roman" w:hAnsi="Times New Roman" w:cs="Times New Roman"/>
+          <w:sz w:val="24"/>
+          <w:szCs w:val="24"/>
+        </w:rPr>
+        <w:t xml:space="preserve"> </w:t>
       </w:r>
     </w:p>
     <w:p>
@@ -3512,8 +3548,6 @@
             <w:r>
               <w:t>Семьсот тысяч</w:t>
             </w:r>
-            <w:bookmarkStart w:id="1" w:name="_GoBack"/>
-            <w:bookmarkEnd w:id="1"/>
             <w:r>
               <w:rPr>
                 <w:rFonts w:hint="default" w:ascii="Times New Roman" w:hAnsi="Times New Roman" w:cs="Times New Roman"/>
@@ -5240,14 +5274,14 @@
     <w:lsdException w:uiPriority="99" w:name="Body Text Indent 2"/>
     <w:lsdException w:uiPriority="99" w:name="Body Text Indent 3"/>
     <w:lsdException w:uiPriority="99" w:name="Block Text"/>
-    <w:lsdException w:uiPriority="99" w:name="Hyperlink"/>
+    <w:lsdException w:qFormat="1" w:uiPriority="99" w:name="Hyperlink"/>
     <w:lsdException w:uiPriority="99" w:name="FollowedHyperlink"/>
     <w:lsdException w:qFormat="1" w:unhideWhenUsed="0" w:uiPriority="22" w:semiHidden="0" w:name="Strong"/>
     <w:lsdException w:qFormat="1" w:unhideWhenUsed="0" w:uiPriority="20" w:semiHidden="0" w:name="Emphasis"/>
     <w:lsdException w:uiPriority="99" w:name="Document Map"/>
     <w:lsdException w:uiPriority="99" w:name="Plain Text"/>
     <w:lsdException w:uiPriority="99" w:name="E-mail Signature"/>
-    <w:lsdException w:uiPriority="99" w:name="Normal (Web)"/>
+    <w:lsdException w:qFormat="1" w:uiPriority="99" w:name="Normal (Web)"/>
     <w:lsdException w:uiPriority="99" w:name="HTML Acronym"/>
     <w:lsdException w:uiPriority="99" w:name="HTML Address"/>
     <w:lsdException w:uiPriority="99" w:name="HTML Cite"/>
@@ -5303,7 +5337,7 @@
     <w:lsdException w:uiPriority="99" w:name="Table Web 2"/>
     <w:lsdException w:uiPriority="99" w:name="Table Web 3"/>
     <w:lsdException w:uiPriority="99" w:name="Balloon Text"/>
-    <w:lsdException w:unhideWhenUsed="0" w:uiPriority="39" w:semiHidden="0" w:name="Table Grid"/>
+    <w:lsdException w:qFormat="1" w:unhideWhenUsed="0" w:uiPriority="39" w:semiHidden="0" w:name="Table Grid"/>
     <w:lsdException w:uiPriority="99" w:name="Table Theme"/>
     <w:lsdException w:qFormat="1" w:unhideWhenUsed="0" w:uiPriority="34" w:semiHidden="0" w:name="List Paragraph"/>
   </w:latentStyles>
@@ -5383,6 +5417,7 @@
     <w:basedOn w:val="3"/>
     <w:semiHidden/>
     <w:unhideWhenUsed/>
+    <w:qFormat/>
     <w:uiPriority w:val="99"/>
     <w:rPr>
       <w:color w:val="0000FF"/>
@@ -5453,6 +5488,7 @@
     <w:name w:val="Normal (Web)"/>
     <w:semiHidden/>
     <w:unhideWhenUsed/>
+    <w:qFormat/>
     <w:uiPriority w:val="99"/>
     <w:pPr>
       <w:spacing w:before="0" w:beforeAutospacing="1" w:after="0" w:afterAutospacing="1"/>
@@ -5470,6 +5506,7 @@
   <w:style w:type="table" w:styleId="12">
     <w:name w:val="Table Grid"/>
     <w:basedOn w:val="4"/>
+    <w:qFormat/>
     <w:uiPriority w:val="39"/>
     <w:pPr>
       <w:widowControl w:val="0"/>
